--- a/docs/Pack_Aliado_Gabriel_Barrios/docx/15_Plan_Pagos.docx
+++ b/docs/Pack_Aliado_Gabriel_Barrios/docx/15_Plan_Pagos.docx
@@ -430,7 +430,7 @@
     </w:p>
     <w:p>
       <w:r>
-        <w:t xml:space="preserve">En Venezuela el checkout “tipo Amazon con tarjeta” no es viable para un piloto farmacéutico local. Este plan describe el </w:t>
+        <w:t xml:space="preserve">En Venezuela el checkout «tipo Amazon con tarjeta» no es viable para un piloto farmacéutico local. Este plan describe el </w:t>
       </w:r>
       <w:r>
         <w:rPr>
@@ -915,6 +915,36 @@
       </w:r>
     </w:p>
     <w:p>
+      <w:r/>
+      <w:r>
+        <w:rPr>
+          <w:b/>
+        </w:rPr>
+        <w:t>GMV Zonix (cuota plataforma):</w:t>
+      </w:r>
+      <w:r>
+        <w:t xml:space="preserve"> entra solo el </w:t>
+      </w:r>
+      <w:r>
+        <w:rPr>
+          <w:b/>
+        </w:rPr>
+        <w:t>subtotal medicamentos</w:t>
+      </w:r>
+      <w:r>
+        <w:t xml:space="preserve"> completado en app; el </w:t>
+      </w:r>
+      <w:r>
+        <w:rPr>
+          <w:b/>
+        </w:rPr>
+        <w:t>delivery fee no cuenta</w:t>
+      </w:r>
+      <w:r>
+        <w:t xml:space="preserve"> para la cuota de la farmacia.</w:t>
+      </w:r>
+    </w:p>
+    <w:p>
       <w:r>
         <w:t>────────────────────────────────────────</w:t>
       </w:r>
@@ -1036,7 +1066,16 @@
         <w:t>Parte fija</w:t>
       </w:r>
       <w:r>
-        <w:t xml:space="preserve"> (suscripción / uso de la plataforma).</w:t>
+        <w:t xml:space="preserve"> (suscripción / uso de la plataforma): </w:t>
+      </w:r>
+      <w:r>
+        <w:rPr>
+          <w:b/>
+        </w:rPr>
+        <w:t>25 / 40 / 55 USD</w:t>
+      </w:r>
+      <w:r>
+        <w:t xml:space="preserve"> según tier.</w:t>
       </w:r>
     </w:p>
     <w:p>
@@ -1050,12 +1089,24 @@
         <w:t>Parte variable</w:t>
       </w:r>
       <w:r>
-        <w:t xml:space="preserve"> (% sobre ventas completadas en la app del mes anterior).</w:t>
+        <w:t xml:space="preserve"> (% sobre GMV completado en app del mes anterior).</w:t>
       </w:r>
     </w:p>
     <w:p>
       <w:r>
         <w:t>La farmacia paga por pago móvil, transferencia, Zelle o Binance y envía comprobante. Zonix confirma y mantiene activo el servicio.</w:t>
+      </w:r>
+    </w:p>
+    <w:p>
+      <w:r/>
+      <w:r>
+        <w:rPr>
+          <w:b/>
+        </w:rPr>
+        <w:t>Factura SENIAT (orientación):</w:t>
+      </w:r>
+      <w:r>
+        <w:t xml:space="preserve"> puede llevar dos líneas — (1) suscripción mes X; (2) fee variable sobre GMV mes X. IVA, retenciones y moneda de facturación los cierra el contador VE.</w:t>
       </w:r>
     </w:p>
     <w:p>
@@ -1108,6 +1159,34 @@
                 <w:sz w:val="20"/>
               </w:rPr>
               <w:t>Qué pasa</w:t>
+            </w:r>
+          </w:p>
+        </w:tc>
+      </w:tr>
+      <w:tr>
+        <w:tc>
+          <w:tcPr>
+            <w:tcW w:type="dxa" w:w="4320"/>
+          </w:tcPr>
+          <w:p>
+            <w:r>
+              <w:rPr>
+                <w:sz w:val="20"/>
+              </w:rPr>
+              <w:t>Día 1</w:t>
+            </w:r>
+          </w:p>
+        </w:tc>
+        <w:tc>
+          <w:tcPr>
+            <w:tcW w:type="dxa" w:w="4320"/>
+          </w:tcPr>
+          <w:p>
+            <w:r>
+              <w:rPr>
+                <w:sz w:val="20"/>
+              </w:rPr>
+              <w:t>Emisión factura</w:t>
             </w:r>
           </w:p>
         </w:tc>
@@ -1241,6 +1320,130 @@
       </w:r>
     </w:p>
     <w:p>
+      <w:pPr>
+        <w:pStyle w:val="Heading2"/>
+      </w:pPr>
+      <w:r>
+        <w:t>Reactivación tras mora (simplificado)</w:t>
+      </w:r>
+    </w:p>
+    <w:tbl>
+      <w:tblPr>
+        <w:tblStyle w:val="TableGrid"/>
+        <w:tblW w:type="auto" w:w="0"/>
+        <w:tblLook w:firstColumn="1" w:firstRow="1" w:lastColumn="0" w:lastRow="0" w:noHBand="0" w:noVBand="1" w:val="04A0"/>
+      </w:tblPr>
+      <w:tblGrid>
+        <w:gridCol w:w="4320"/>
+        <w:gridCol w:w="4320"/>
+      </w:tblGrid>
+      <w:tr>
+        <w:tc>
+          <w:tcPr>
+            <w:tcW w:type="dxa" w:w="4320"/>
+            <w:shd w:fill="1E2A5A"/>
+          </w:tcPr>
+          <w:p>
+            <w:r>
+              <w:rPr>
+                <w:b/>
+                <w:color w:val="FFFFFF"/>
+                <w:sz w:val="20"/>
+              </w:rPr>
+              <w:t>Antigüedad sin uso</w:t>
+            </w:r>
+          </w:p>
+        </w:tc>
+        <w:tc>
+          <w:tcPr>
+            <w:tcW w:type="dxa" w:w="4320"/>
+            <w:shd w:fill="1E2A5A"/>
+          </w:tcPr>
+          <w:p>
+            <w:r>
+              <w:rPr>
+                <w:b/>
+                <w:color w:val="FFFFFF"/>
+                <w:sz w:val="20"/>
+              </w:rPr>
+              <w:t>Qué se reconoce al volver</w:t>
+            </w:r>
+          </w:p>
+        </w:tc>
+      </w:tr>
+      <w:tr>
+        <w:tc>
+          <w:tcPr>
+            <w:tcW w:type="dxa" w:w="4320"/>
+          </w:tcPr>
+          <w:p>
+            <w:r>
+              <w:rPr>
+                <w:sz w:val="20"/>
+              </w:rPr>
+              <w:t>**≤ 6 meses**</w:t>
+            </w:r>
+          </w:p>
+        </w:tc>
+        <w:tc>
+          <w:tcPr>
+            <w:tcW w:type="dxa" w:w="4320"/>
+          </w:tcPr>
+          <w:p>
+            <w:r>
+              <w:rPr>
+                <w:sz w:val="20"/>
+              </w:rPr>
+              <w:t>Deuda variable (% × GMV meses impagos) + cuotas fijas de meses sin app + fija del mes de re-alta</w:t>
+            </w:r>
+          </w:p>
+        </w:tc>
+      </w:tr>
+      <w:tr>
+        <w:tc>
+          <w:tcPr>
+            <w:tcW w:type="dxa" w:w="4320"/>
+          </w:tcPr>
+          <w:p>
+            <w:r>
+              <w:rPr>
+                <w:sz w:val="20"/>
+              </w:rPr>
+              <w:t>**&gt; 6 meses**</w:t>
+            </w:r>
+          </w:p>
+        </w:tc>
+        <w:tc>
+          <w:tcPr>
+            <w:tcW w:type="dxa" w:w="4320"/>
+          </w:tcPr>
+          <w:p>
+            <w:r>
+              <w:rPr>
+                <w:sz w:val="20"/>
+              </w:rPr>
+              <w:t>Solo deuda variable indexada; **contrato nuevo**</w:t>
+            </w:r>
+          </w:p>
+        </w:tc>
+      </w:tr>
+    </w:tbl>
+    <w:p/>
+    <w:p>
+      <w:r>
+        <w:t xml:space="preserve">Montos en USD devengados se pueden </w:t>
+      </w:r>
+      <w:r>
+        <w:rPr>
+          <w:b/>
+        </w:rPr>
+        <w:t>indexar</w:t>
+      </w:r>
+      <w:r>
+        <w:t xml:space="preserve"> al tipo BCV del día de pago vs promedio del mes impago — validar redacción con contador.</w:t>
+      </w:r>
+    </w:p>
+    <w:p>
       <w:r>
         <w:t>────────────────────────────────────────</w:t>
       </w:r>
@@ -1288,7 +1491,43 @@
     </w:p>
     <w:p>
       <w:r>
-        <w:t>- Zonix cobra a la empresa de delivery un fee mensual B2B sobre envíos completados (porcentaje + monto fijo por envío).</w:t>
+        <w:t>- Zonix cobra a la empresa de delivery un fee mensual B2B:</w:t>
+      </w:r>
+    </w:p>
+    <w:p>
+      <w:r>
+        <w:t>```</w:t>
+      </w:r>
+    </w:p>
+    <w:p>
+      <w:r>
+        <w:t>Cobro Zonix/mes = (8% × suma delivery fees del mes) + (0,30 USD × N envíos completados)</w:t>
+      </w:r>
+    </w:p>
+    <w:p>
+      <w:r>
+        <w:t>```</w:t>
+      </w:r>
+    </w:p>
+    <w:p>
+      <w:r/>
+      <w:r>
+        <w:rPr>
+          <w:b/>
+        </w:rPr>
+        <w:t>Ejemplo:</w:t>
+      </w:r>
+      <w:r>
+        <w:t xml:space="preserve"> 80 envíos, fee promedio 2,50 USD → fee acumulado 200 USD → Cobro Zonix = 16 + 24 = </w:t>
+      </w:r>
+      <w:r>
+        <w:rPr>
+          <w:b/>
+        </w:rPr>
+        <w:t>40 USD/mes</w:t>
+      </w:r>
+      <w:r>
+        <w:t xml:space="preserve"> (+ IVA según SENIAT).</w:t>
       </w:r>
     </w:p>
     <w:p>
@@ -1404,6 +1643,201 @@
       </w:r>
       <w:r>
         <w:t>, post-crecimiento).</w:t>
+      </w:r>
+    </w:p>
+    <w:p>
+      <w:r/>
+      <w:r>
+        <w:rPr>
+          <w:b/>
+        </w:rPr>
+        <w:t>Triggers para revisar licencia (mes 6+):</w:t>
+      </w:r>
+      <w:r/>
+    </w:p>
+    <w:tbl>
+      <w:tblPr>
+        <w:tblStyle w:val="TableGrid"/>
+        <w:tblW w:type="auto" w:w="0"/>
+        <w:tblLook w:firstColumn="1" w:firstRow="1" w:lastColumn="0" w:lastRow="0" w:noHBand="0" w:noVBand="1" w:val="04A0"/>
+      </w:tblPr>
+      <w:tblGrid>
+        <w:gridCol w:w="4320"/>
+        <w:gridCol w:w="4320"/>
+      </w:tblGrid>
+      <w:tr>
+        <w:tc>
+          <w:tcPr>
+            <w:tcW w:type="dxa" w:w="4320"/>
+            <w:shd w:fill="1E2A5A"/>
+          </w:tcPr>
+          <w:p>
+            <w:r>
+              <w:rPr>
+                <w:b/>
+                <w:color w:val="FFFFFF"/>
+                <w:sz w:val="20"/>
+              </w:rPr>
+              <w:t>Trigger</w:t>
+            </w:r>
+          </w:p>
+        </w:tc>
+        <w:tc>
+          <w:tcPr>
+            <w:tcW w:type="dxa" w:w="4320"/>
+            <w:shd w:fill="1E2A5A"/>
+          </w:tcPr>
+          <w:p>
+            <w:r>
+              <w:rPr>
+                <w:b/>
+                <w:color w:val="FFFFFF"/>
+                <w:sz w:val="20"/>
+              </w:rPr>
+              <w:t>Acción</w:t>
+            </w:r>
+          </w:p>
+        </w:tc>
+      </w:tr>
+      <w:tr>
+        <w:tc>
+          <w:tcPr>
+            <w:tcW w:type="dxa" w:w="4320"/>
+          </w:tcPr>
+          <w:p>
+            <w:r>
+              <w:rPr>
+                <w:sz w:val="20"/>
+              </w:rPr>
+              <w:t>Volumen agregado alto en cuentas corporativas Zonix</w:t>
+            </w:r>
+          </w:p>
+        </w:tc>
+        <w:tc>
+          <w:tcPr>
+            <w:tcW w:type="dxa" w:w="4320"/>
+          </w:tcPr>
+          <w:p>
+            <w:r>
+              <w:rPr>
+                <w:sz w:val="20"/>
+              </w:rPr>
+              <w:t>Evaluación con banco y abogado</w:t>
+            </w:r>
+          </w:p>
+        </w:tc>
+      </w:tr>
+      <w:tr>
+        <w:tc>
+          <w:tcPr>
+            <w:tcW w:type="dxa" w:w="4320"/>
+          </w:tcPr>
+          <w:p>
+            <w:r>
+              <w:rPr>
+                <w:sz w:val="20"/>
+              </w:rPr>
+              <w:t>&gt;30–40% transacciones cross-border sostenido</w:t>
+            </w:r>
+          </w:p>
+        </w:tc>
+        <w:tc>
+          <w:tcPr>
+            <w:tcW w:type="dxa" w:w="4320"/>
+          </w:tcPr>
+          <w:p>
+            <w:r>
+              <w:rPr>
+                <w:sz w:val="20"/>
+              </w:rPr>
+              <w:t>Refuerzo KYC + política AML escrita</w:t>
+            </w:r>
+          </w:p>
+        </w:tc>
+      </w:tr>
+      <w:tr>
+        <w:tc>
+          <w:tcPr>
+            <w:tcW w:type="dxa" w:w="4320"/>
+          </w:tcPr>
+          <w:p>
+            <w:r>
+              <w:rPr>
+                <w:sz w:val="20"/>
+              </w:rPr>
+              <w:t>Zonix liquida directamente a farmacias como intermediario</w:t>
+            </w:r>
+          </w:p>
+        </w:tc>
+        <w:tc>
+          <w:tcPr>
+            <w:tcW w:type="dxa" w:w="4320"/>
+          </w:tcPr>
+          <w:p>
+            <w:r>
+              <w:rPr>
+                <w:sz w:val="20"/>
+              </w:rPr>
+              <w:t>Due diligence antes de encender</w:t>
+            </w:r>
+          </w:p>
+        </w:tc>
+      </w:tr>
+    </w:tbl>
+    <w:p/>
+    <w:p>
+      <w:r>
+        <w:t>────────────────────────────────────────</w:t>
+      </w:r>
+    </w:p>
+    <w:p>
+      <w:pPr>
+        <w:pStyle w:val="Heading1"/>
+      </w:pPr>
+      <w:r>
+        <w:t>Conciliación y tipo de cambio</w:t>
+      </w:r>
+    </w:p>
+    <w:p>
+      <w:r>
+        <w:t xml:space="preserve">- </w:t>
+      </w:r>
+      <w:r>
+        <w:rPr>
+          <w:b/>
+        </w:rPr>
+        <w:t>Fuente de verdad GMV:</w:t>
+      </w:r>
+      <w:r>
+        <w:t xml:space="preserve"> dashboard Zonix; export CSV/PDF debe cuadrar con factura.</w:t>
+      </w:r>
+    </w:p>
+    <w:p>
+      <w:r>
+        <w:t xml:space="preserve">- </w:t>
+      </w:r>
+      <w:r>
+        <w:rPr>
+          <w:b/>
+        </w:rPr>
+        <w:t>BCV oficial</w:t>
+      </w:r>
+      <w:r>
+        <w:t xml:space="preserve"> como referencia para conversión USD↔Bs en libros — confirmar con contador.</w:t>
+      </w:r>
+    </w:p>
+    <w:p>
+      <w:r>
+        <w:t xml:space="preserve">- </w:t>
+      </w:r>
+      <w:r>
+        <w:rPr>
+          <w:b/>
+        </w:rPr>
+        <w:t>Precio congelado ~30 min</w:t>
+      </w:r>
+      <w:r>
+        <w:t xml:space="preserve"> en checkout; si expira, re-cotizar ante devaluación rápida.</w:t>
       </w:r>
     </w:p>
     <w:p>
@@ -1571,6 +2005,34 @@
                 <w:sz w:val="20"/>
               </w:rPr>
               <w:t>Nunca depender solo de Zelle; pago móvil y Binance como respaldo</w:t>
+            </w:r>
+          </w:p>
+        </w:tc>
+      </w:tr>
+      <w:tr>
+        <w:tc>
+          <w:tcPr>
+            <w:tcW w:type="dxa" w:w="4320"/>
+          </w:tcPr>
+          <w:p>
+            <w:r>
+              <w:rPr>
+                <w:sz w:val="20"/>
+              </w:rPr>
+              <w:t>Disputa delivery</w:t>
+            </w:r>
+          </w:p>
+        </w:tc>
+        <w:tc>
+          <w:tcPr>
+            <w:tcW w:type="dxa" w:w="4320"/>
+          </w:tcPr>
+          <w:p>
+            <w:r>
+              <w:rPr>
+                <w:sz w:val="20"/>
+              </w:rPr>
+              <w:t>Soporte Zonix + SLA del partner; farmacia decide reembolso según política</w:t>
             </w:r>
           </w:p>
         </w:tc>
@@ -1868,6 +2330,251 @@
         <w:pStyle w:val="Heading1"/>
       </w:pPr>
       <w:r>
+        <w:t>Conciliación contable (orientación)</w:t>
+      </w:r>
+    </w:p>
+    <w:tbl>
+      <w:tblPr>
+        <w:tblStyle w:val="TableGrid"/>
+        <w:tblW w:type="auto" w:w="0"/>
+        <w:tblLook w:firstColumn="1" w:firstRow="1" w:lastColumn="0" w:lastRow="0" w:noHBand="0" w:noVBand="1" w:val="04A0"/>
+      </w:tblPr>
+      <w:tblGrid>
+        <w:gridCol w:w="2880"/>
+        <w:gridCol w:w="2880"/>
+        <w:gridCol w:w="2880"/>
+      </w:tblGrid>
+      <w:tr>
+        <w:tc>
+          <w:tcPr>
+            <w:tcW w:type="dxa" w:w="2880"/>
+            <w:shd w:fill="1E2A5A"/>
+          </w:tcPr>
+          <w:p>
+            <w:r>
+              <w:rPr>
+                <w:b/>
+                <w:color w:val="FFFFFF"/>
+                <w:sz w:val="20"/>
+              </w:rPr>
+              <w:t>Actor</w:t>
+            </w:r>
+          </w:p>
+        </w:tc>
+        <w:tc>
+          <w:tcPr>
+            <w:tcW w:type="dxa" w:w="2880"/>
+            <w:shd w:fill="1E2A5A"/>
+          </w:tcPr>
+          <w:p>
+            <w:r>
+              <w:rPr>
+                <w:b/>
+                <w:color w:val="FFFFFF"/>
+                <w:sz w:val="20"/>
+              </w:rPr>
+              <w:t>Qué concilia</w:t>
+            </w:r>
+          </w:p>
+        </w:tc>
+        <w:tc>
+          <w:tcPr>
+            <w:tcW w:type="dxa" w:w="2880"/>
+            <w:shd w:fill="1E2A5A"/>
+          </w:tcPr>
+          <w:p>
+            <w:r>
+              <w:rPr>
+                <w:b/>
+                <w:color w:val="FFFFFF"/>
+                <w:sz w:val="20"/>
+              </w:rPr>
+              <w:t>Frecuencia</w:t>
+            </w:r>
+          </w:p>
+        </w:tc>
+      </w:tr>
+      <w:tr>
+        <w:tc>
+          <w:tcPr>
+            <w:tcW w:type="dxa" w:w="2880"/>
+          </w:tcPr>
+          <w:p>
+            <w:r>
+              <w:rPr>
+                <w:sz w:val="20"/>
+              </w:rPr>
+              <w:t>**Farmacia**</w:t>
+            </w:r>
+          </w:p>
+        </w:tc>
+        <w:tc>
+          <w:tcPr>
+            <w:tcW w:type="dxa" w:w="2880"/>
+          </w:tcPr>
+          <w:p>
+            <w:r>
+              <w:rPr>
+                <w:sz w:val="20"/>
+              </w:rPr>
+              <w:t>Comprobantes paciente vs órdenes en panel</w:t>
+            </w:r>
+          </w:p>
+        </w:tc>
+        <w:tc>
+          <w:tcPr>
+            <w:tcW w:type="dxa" w:w="2880"/>
+          </w:tcPr>
+          <w:p>
+            <w:r>
+              <w:rPr>
+                <w:sz w:val="20"/>
+              </w:rPr>
+              <w:t>Por orden</w:t>
+            </w:r>
+          </w:p>
+        </w:tc>
+      </w:tr>
+      <w:tr>
+        <w:tc>
+          <w:tcPr>
+            <w:tcW w:type="dxa" w:w="2880"/>
+          </w:tcPr>
+          <w:p>
+            <w:r>
+              <w:rPr>
+                <w:sz w:val="20"/>
+              </w:rPr>
+              <w:t>**Farmacia**</w:t>
+            </w:r>
+          </w:p>
+        </w:tc>
+        <w:tc>
+          <w:tcPr>
+            <w:tcW w:type="dxa" w:w="2880"/>
+          </w:tcPr>
+          <w:p>
+            <w:r>
+              <w:rPr>
+                <w:sz w:val="20"/>
+              </w:rPr>
+              <w:t>GMV dashboard vs factura Zonix</w:t>
+            </w:r>
+          </w:p>
+        </w:tc>
+        <w:tc>
+          <w:tcPr>
+            <w:tcW w:type="dxa" w:w="2880"/>
+          </w:tcPr>
+          <w:p>
+            <w:r>
+              <w:rPr>
+                <w:sz w:val="20"/>
+              </w:rPr>
+              <w:t>Mensual (3 días hábiles reclamo)</w:t>
+            </w:r>
+          </w:p>
+        </w:tc>
+      </w:tr>
+      <w:tr>
+        <w:tc>
+          <w:tcPr>
+            <w:tcW w:type="dxa" w:w="2880"/>
+          </w:tcPr>
+          <w:p>
+            <w:r>
+              <w:rPr>
+                <w:sz w:val="20"/>
+              </w:rPr>
+              <w:t>**Delivery partner**</w:t>
+            </w:r>
+          </w:p>
+        </w:tc>
+        <w:tc>
+          <w:tcPr>
+            <w:tcW w:type="dxa" w:w="2880"/>
+          </w:tcPr>
+          <w:p>
+            <w:r>
+              <w:rPr>
+                <w:sz w:val="20"/>
+              </w:rPr>
+              <w:t>Fees cobrados vs órdenes `delivered`</w:t>
+            </w:r>
+          </w:p>
+        </w:tc>
+        <w:tc>
+          <w:tcPr>
+            <w:tcW w:type="dxa" w:w="2880"/>
+          </w:tcPr>
+          <w:p>
+            <w:r>
+              <w:rPr>
+                <w:sz w:val="20"/>
+              </w:rPr>
+              <w:t>Mensual</w:t>
+            </w:r>
+          </w:p>
+        </w:tc>
+      </w:tr>
+      <w:tr>
+        <w:tc>
+          <w:tcPr>
+            <w:tcW w:type="dxa" w:w="2880"/>
+          </w:tcPr>
+          <w:p>
+            <w:r>
+              <w:rPr>
+                <w:sz w:val="20"/>
+              </w:rPr>
+              <w:t>**Zonix (contador)**</w:t>
+            </w:r>
+          </w:p>
+        </w:tc>
+        <w:tc>
+          <w:tcPr>
+            <w:tcW w:type="dxa" w:w="2880"/>
+          </w:tcPr>
+          <w:p>
+            <w:r>
+              <w:rPr>
+                <w:sz w:val="20"/>
+              </w:rPr>
+              <w:t>Facturas B2B vs extractos bancarios</w:t>
+            </w:r>
+          </w:p>
+        </w:tc>
+        <w:tc>
+          <w:tcPr>
+            <w:tcW w:type="dxa" w:w="2880"/>
+          </w:tcPr>
+          <w:p>
+            <w:r>
+              <w:rPr>
+                <w:sz w:val="20"/>
+              </w:rPr>
+              <w:t>Mensual</w:t>
+            </w:r>
+          </w:p>
+        </w:tc>
+      </w:tr>
+    </w:tbl>
+    <w:p/>
+    <w:p>
+      <w:r>
+        <w:t>El contador VE debe cerrar redacción de factura digital (IVA 16%, retenciones) antes del primer cierre mensual post-Day-D.</w:t>
+      </w:r>
+    </w:p>
+    <w:p>
+      <w:r>
+        <w:t>────────────────────────────────────────</w:t>
+      </w:r>
+    </w:p>
+    <w:p>
+      <w:pPr>
+        <w:pStyle w:val="Heading1"/>
+      </w:pPr>
+      <w:r>
         <w:t>Qué nos gustaría que revises, Gabriel</w:t>
       </w:r>
     </w:p>
@@ -1947,29 +2654,6 @@
     </w:p>
     <w:p>
       <w:r>
-        <w:t xml:space="preserve">5. </w:t>
-      </w:r>
-      <w:r>
-        <w:rPr>
-          <w:b/>
-        </w:rPr>
-        <w:t>Tipo de cambio:</w:t>
-      </w:r>
-      <w:r>
-        <w:t xml:space="preserve"> ¿Recomiendas anclar operaciones a </w:t>
-      </w:r>
-      <w:r>
-        <w:rPr>
-          <w:b/>
-        </w:rPr>
-        <w:t>BCV oficial</w:t>
-      </w:r>
-      <w:r>
-        <w:t xml:space="preserve"> para libros y conversión USD↔Bs?</w:t>
-      </w:r>
-    </w:p>
-    <w:p>
-      <w:r>
         <w:t>────────────────────────────────────────</w:t>
       </w:r>
     </w:p>
@@ -1989,7 +2673,7 @@
         <w:rPr>
           <w:b/>
         </w:rPr>
-        <w:t>no es PSP</w:t>
+        <w:t>no es procesador de pagos</w:t>
       </w:r>
       <w:r>
         <w:t xml:space="preserve"> ni sustituye al farmacéutico titular ni al criterio médico.</w:t>
@@ -2027,6 +2711,18 @@
       <w:r>
         <w:t xml:space="preserve"> del piloto; puede ajustarse con datos reales post-Day-D.</w:t>
       </w:r>
+    </w:p>
+    <w:p>
+      <w:r>
+        <w:t xml:space="preserve">- </w:t>
+      </w:r>
+      <w:r>
+        <w:rPr>
+          <w:b/>
+        </w:rPr>
+        <w:t>No es solicitud de inversión.</w:t>
+      </w:r>
+      <w:r/>
     </w:p>
     <w:p>
       <w:r>

--- a/docs/Pack_Aliado_Gabriel_Barrios/docx/15_Plan_Pagos.docx
+++ b/docs/Pack_Aliado_Gabriel_Barrios/docx/15_Plan_Pagos.docx
@@ -1072,10 +1072,10 @@
         <w:rPr>
           <w:b/>
         </w:rPr>
-        <w:t>25 / 40 / 55 USD</w:t>
+        <w:t>45 / 60 / 70 USD</w:t>
       </w:r>
       <w:r>
-        <w:t xml:space="preserve"> según tier.</w:t>
+        <w:t xml:space="preserve"> según tier (Basic / Pro / Enterprise — Excel esc.1).</w:t>
       </w:r>
     </w:p>
     <w:p>
@@ -1089,7 +1089,16 @@
         <w:t>Parte variable</w:t>
       </w:r>
       <w:r>
-        <w:t xml:space="preserve"> (% sobre GMV completado en app del mes anterior).</w:t>
+        <w:t xml:space="preserve"> (%GMV esc.1 </w:t>
+      </w:r>
+      <w:r>
+        <w:rPr>
+          <w:b/>
+        </w:rPr>
+        <w:t>8 / 7 / 5</w:t>
+      </w:r>
+      <w:r>
+        <w:t xml:space="preserve"> sobre GMV completado en app del mes anterior).</w:t>
       </w:r>
     </w:p>
     <w:p>
